--- a/public/assets/template/docx/surat_pengantar_nikah_pria_473.docx
+++ b/public/assets/template/docx/surat_pengantar_nikah_pria_473.docx
@@ -63,23 +63,23 @@
         <w:pStyle w:val="BodyText"/>
       </w:pPr>
       <w:r>
-        <w:t xml:space="preserve">KANTOR DESA / KALURAHAN : $NAMA_DES</w:t>
-      </w:r>
-    </w:p>
-    <w:p>
-      <w:pPr>
-        <w:pStyle w:val="BodyText"/>
-      </w:pPr>
-      <w:r>
-        <w:t xml:space="preserve">KECAMATAN / KAPANEWON : $NAMA_KEC</w:t>
-      </w:r>
-    </w:p>
-    <w:p>
-      <w:pPr>
-        <w:pStyle w:val="BodyText"/>
-      </w:pPr>
-      <w:r>
-        <w:t xml:space="preserve">KABUPATEN / KOTA : $NAMA_KAB</w:t>
+        <w:t xml:space="preserve">KANTOR DESA / KALURAHAN : ${NAMA_DES}</w:t>
+      </w:r>
+    </w:p>
+    <w:p>
+      <w:pPr>
+        <w:pStyle w:val="BodyText"/>
+      </w:pPr>
+      <w:r>
+        <w:t xml:space="preserve">KECAMATAN / KAPANEWON : ${NAMA_KEC}</w:t>
+      </w:r>
+    </w:p>
+    <w:p>
+      <w:pPr>
+        <w:pStyle w:val="BodyText"/>
+      </w:pPr>
+      <w:r>
+        <w:t xml:space="preserve">KABUPATEN / KOTA : ${NAMA_KAB}</w:t>
       </w:r>
     </w:p>
     <w:p>
@@ -99,7 +99,7 @@
         <w:pStyle w:val="BodyText"/>
       </w:pPr>
       <w:r>
-        <w:t xml:space="preserve">Nomor : $NOMOR_SURAT /$KODE_DESA /$TAHUN</w:t>
+        <w:t xml:space="preserve">Nomor : ${NOMOR_SURAT} /${KODE_DESA} /${TAHUN}</w:t>
       </w:r>
     </w:p>
     <w:p>
@@ -128,7 +128,7 @@
           <w:b/>
           <w:bCs/>
         </w:rPr>
-        <w:t xml:space="preserve">$NAMA</w:t>
+        <w:t xml:space="preserve">${NAMA}</w:t>
       </w:r>
     </w:p>
     <w:p>
@@ -139,7 +139,7 @@
         </w:numPr>
       </w:pPr>
       <w:r>
-        <w:t xml:space="preserve">Nomor Induk Kependudukan (NIK) : $NIK</w:t>
+        <w:t xml:space="preserve">Nomor Induk Kependudukan (NIK) : ${NIK}</w:t>
       </w:r>
     </w:p>
     <w:p>
@@ -150,7 +150,7 @@
         </w:numPr>
       </w:pPr>
       <w:r>
-        <w:t xml:space="preserve">Jenis Kelamin : $SEX</w:t>
+        <w:t xml:space="preserve">Jenis Kelamin : ${SEX}</w:t>
       </w:r>
     </w:p>
     <w:p>
@@ -161,7 +161,7 @@
         </w:numPr>
       </w:pPr>
       <w:r>
-        <w:t xml:space="preserve">Tempat dan tanggal lahir : $TTL</w:t>
+        <w:t xml:space="preserve">Tempat dan tanggal lahir : ${TTL}</w:t>
       </w:r>
     </w:p>
     <w:p>
@@ -172,7 +172,7 @@
         </w:numPr>
       </w:pPr>
       <w:r>
-        <w:t xml:space="preserve">Kewarganegaraan : $WARGA_NEGARA</w:t>
+        <w:t xml:space="preserve">Kewarganegaraan : ${WARGA_NEGARA}</w:t>
       </w:r>
     </w:p>
     <w:p>
@@ -183,7 +183,7 @@
         </w:numPr>
       </w:pPr>
       <w:r>
-        <w:t xml:space="preserve">Agama : $AGAMA</w:t>
+        <w:t xml:space="preserve">Agama : ${AGAMA}</w:t>
       </w:r>
     </w:p>
     <w:p>
@@ -194,7 +194,7 @@
         </w:numPr>
       </w:pPr>
       <w:r>
-        <w:t xml:space="preserve">Pekerjaan : $PEKERJAAN</w:t>
+        <w:t xml:space="preserve">Pekerjaan : ${PEKERJAAN}</w:t>
       </w:r>
     </w:p>
     <w:p>
@@ -205,7 +205,7 @@
         </w:numPr>
       </w:pPr>
       <w:r>
-        <w:t xml:space="preserve">Alamat : $ALAMAT Kalurahan $NAMA_DES, Kapanewon $NAMA_KEC, Kabupaten $NAMA_KAB</w:t>
+        <w:t xml:space="preserve">Alamat : ${ALAMAT} Kalurahan ${NAMA_DES}, Kapanewon ${NAMA_KEC}, Kabupaten ${NAMA_KAB}</w:t>
       </w:r>
     </w:p>
     <w:p>
@@ -227,7 +227,7 @@
         </w:numPr>
       </w:pPr>
       <w:r>
-        <w:t xml:space="preserve">Laki-laki : Jejaka, Duda, : $PRIA_STATUS</w:t>
+        <w:t xml:space="preserve">Laki-laki : Jejaka, Duda, : ${PRIA_STATUS}</w:t>
       </w:r>
     </w:p>
     <w:p>
@@ -265,7 +265,7 @@
         </w:numPr>
       </w:pPr>
       <w:r>
-        <w:t xml:space="preserve">Nama lengkap dan alias : $AYAH_NAMA</w:t>
+        <w:t xml:space="preserve">Nama lengkap dan alias : ${AYAH_NAMA}</w:t>
       </w:r>
     </w:p>
     <w:p>
@@ -276,7 +276,7 @@
         </w:numPr>
       </w:pPr>
       <w:r>
-        <w:t xml:space="preserve">Nomor Induk Kependudukan (NIK) : $AYAH_NIK</w:t>
+        <w:t xml:space="preserve">Nomor Induk Kependudukan (NIK) : ${AYAH_NIK}</w:t>
       </w:r>
     </w:p>
     <w:p>
@@ -287,7 +287,7 @@
         </w:numPr>
       </w:pPr>
       <w:r>
-        <w:t xml:space="preserve">Tempat dan Tanggal lahir : $AYAH_TTL</w:t>
+        <w:t xml:space="preserve">Tempat dan Tanggal lahir : ${AYAH_TTL}</w:t>
       </w:r>
     </w:p>
     <w:p>
@@ -298,7 +298,7 @@
         </w:numPr>
       </w:pPr>
       <w:r>
-        <w:t xml:space="preserve">Kewarganegaraan : $AYAH_WARGA_NEGARA</w:t>
+        <w:t xml:space="preserve">Kewarganegaraan : ${AYAH_WARGA_NEGARA}</w:t>
       </w:r>
     </w:p>
     <w:p>
@@ -309,7 +309,7 @@
         </w:numPr>
       </w:pPr>
       <w:r>
-        <w:t xml:space="preserve">Agama : $AYAH_AGAMA</w:t>
+        <w:t xml:space="preserve">Agama : ${AYAH_AGAMA}</w:t>
       </w:r>
     </w:p>
     <w:p>
@@ -320,7 +320,7 @@
         </w:numPr>
       </w:pPr>
       <w:r>
-        <w:t xml:space="preserve">Pekerjaan : $AYAH_PEKERJAAN</w:t>
+        <w:t xml:space="preserve">Pekerjaan : ${AYAH_PEKERJAAN}</w:t>
       </w:r>
     </w:p>
     <w:p>
@@ -331,7 +331,7 @@
         </w:numPr>
       </w:pPr>
       <w:r>
-        <w:t xml:space="preserve">Alamat : $AYAH_ALAMAT Kalurahan $NAMA_DES, Kapanewon $NAMA_KEC, Kabupaten $NAMA_KAB</w:t>
+        <w:t xml:space="preserve">Alamat : ${AYAH_ALAMAT} Kalurahan ${NAMA_DES}, Kapanewon ${NAMA_KEC}, Kabupaten ${NAMA_KAB}</w:t>
       </w:r>
     </w:p>
     <w:p>
@@ -350,7 +350,7 @@
         </w:numPr>
       </w:pPr>
       <w:r>
-        <w:t xml:space="preserve">Nama lengkap dan alias : $IBU_NAMA</w:t>
+        <w:t xml:space="preserve">Nama lengkap dan alias : ${IBU_NAMA}</w:t>
       </w:r>
     </w:p>
     <w:p>
@@ -361,7 +361,7 @@
         </w:numPr>
       </w:pPr>
       <w:r>
-        <w:t xml:space="preserve">Nomor Induk Kependudukan (NIK) : $IBU_NIK</w:t>
+        <w:t xml:space="preserve">Nomor Induk Kependudukan (NIK) : ${IBU_NIK}</w:t>
       </w:r>
     </w:p>
     <w:p>
@@ -372,7 +372,7 @@
         </w:numPr>
       </w:pPr>
       <w:r>
-        <w:t xml:space="preserve">Tempat dan Tanggal lahir : $IBU_TTL</w:t>
+        <w:t xml:space="preserve">Tempat dan Tanggal lahir : ${IBU_TTL}</w:t>
       </w:r>
     </w:p>
     <w:p>
@@ -383,7 +383,7 @@
         </w:numPr>
       </w:pPr>
       <w:r>
-        <w:t xml:space="preserve">Kewarganegaraan : $IBU_WARGA_NEGARA</w:t>
+        <w:t xml:space="preserve">Kewarganegaraan : ${IBU_WARGA_NEGARA}</w:t>
       </w:r>
     </w:p>
     <w:p>
@@ -394,7 +394,7 @@
         </w:numPr>
       </w:pPr>
       <w:r>
-        <w:t xml:space="preserve">Agama : $IBU_AGAMA</w:t>
+        <w:t xml:space="preserve">Agama : ${IBU_AGAMA}</w:t>
       </w:r>
     </w:p>
     <w:p>
@@ -405,7 +405,7 @@
         </w:numPr>
       </w:pPr>
       <w:r>
-        <w:t xml:space="preserve">Pekerjaan : $IBU_PEKERJAAN</w:t>
+        <w:t xml:space="preserve">Pekerjaan : ${IBU_PEKERJAAN}</w:t>
       </w:r>
     </w:p>
     <w:p>
@@ -416,7 +416,7 @@
         </w:numPr>
       </w:pPr>
       <w:r>
-        <w:t xml:space="preserve">Alamat : $IBU_ALAMAT Kalurahan $NAMA_DES, Kapanewon $NAMA_KEC, Kabupaten $NAMA_KAB</w:t>
+        <w:t xml:space="preserve">Alamat : ${IBU_ALAMAT} Kalurahan ${NAMA_DES}, Kapanewon ${NAMA_KEC}, Kabupaten ${NAMA_KAB}</w:t>
       </w:r>
     </w:p>
     <w:p>
@@ -432,23 +432,23 @@
         <w:pStyle w:val="BodyText"/>
       </w:pPr>
       <w:r>
-        <w:t xml:space="preserve">$NAMA_DES, $TGL_SURAT</w:t>
-      </w:r>
-    </w:p>
-    <w:p>
-      <w:pPr>
-        <w:pStyle w:val="BodyText"/>
-      </w:pPr>
-      <w:r>
-        <w:t xml:space="preserve">$JABATAN $NAMA_DES</w:t>
-      </w:r>
-    </w:p>
-    <w:p>
-      <w:pPr>
-        <w:pStyle w:val="BodyText"/>
-      </w:pPr>
-      <w:r>
-        <w:t xml:space="preserve">$NAMA_PAMONG</w:t>
+        <w:t xml:space="preserve">${NAMA_DES}, ${TGL_SURAT}</w:t>
+      </w:r>
+    </w:p>
+    <w:p>
+      <w:pPr>
+        <w:pStyle w:val="BodyText"/>
+      </w:pPr>
+      <w:r>
+        <w:t xml:space="preserve">${JABATAN} ${NAMA_DES}</w:t>
+      </w:r>
+    </w:p>
+    <w:p>
+      <w:pPr>
+        <w:pStyle w:val="BodyText"/>
+      </w:pPr>
+      <w:r>
+        <w:t xml:space="preserve">${NAMA_PAMONG}</w:t>
       </w:r>
     </w:p>
     <w:p>
@@ -504,7 +504,7 @@
         <w:pStyle w:val="BodyText"/>
       </w:pPr>
       <w:r>
-        <w:t xml:space="preserve">Perihal : Permohonan kehendak nikah $NAMA_DES, $TGL_SURAT</w:t>
+        <w:t xml:space="preserve">Perihal : Permohonan kehendak nikah ${NAMA_DES}, ${TGL_SURAT}</w:t>
       </w:r>
     </w:p>
     <w:p>
@@ -520,7 +520,7 @@
         <w:pStyle w:val="BodyText"/>
       </w:pPr>
       <w:r>
-        <w:t xml:space="preserve">Kepala KUA Kecamatan / Kapanewon / PPN LN $NAMA_KEC</w:t>
+        <w:t xml:space="preserve">Kepala KUA Kecamatan / Kapanewon / PPN LN ${NAMA_KEC}</w:t>
       </w:r>
     </w:p>
     <w:p>
@@ -544,31 +544,31 @@
         <w:pStyle w:val="BodyText"/>
       </w:pPr>
       <w:r>
-        <w:t xml:space="preserve">Calon suami : $NAMA</w:t>
-      </w:r>
-    </w:p>
-    <w:p>
-      <w:pPr>
-        <w:pStyle w:val="BodyText"/>
-      </w:pPr>
-      <w:r>
-        <w:t xml:space="preserve">Calon istri : $NAMA_CALON</w:t>
-      </w:r>
-    </w:p>
-    <w:p>
-      <w:pPr>
-        <w:pStyle w:val="BodyText"/>
-      </w:pPr>
-      <w:r>
-        <w:t xml:space="preserve">Hari/Tanggal/Jam : $HARI_NIKAH, $TGL_NIKAH, Pukul $JAM_NIKAH WIB</w:t>
-      </w:r>
-    </w:p>
-    <w:p>
-      <w:pPr>
-        <w:pStyle w:val="BodyText"/>
-      </w:pPr>
-      <w:r>
-        <w:t xml:space="preserve">Tempat akad nikah : $TPT_NIKAH</w:t>
+        <w:t xml:space="preserve">Calon suami : ${NAMA}</w:t>
+      </w:r>
+    </w:p>
+    <w:p>
+      <w:pPr>
+        <w:pStyle w:val="BodyText"/>
+      </w:pPr>
+      <w:r>
+        <w:t xml:space="preserve">Calon istri : ${NAMA_CALON}</w:t>
+      </w:r>
+    </w:p>
+    <w:p>
+      <w:pPr>
+        <w:pStyle w:val="BodyText"/>
+      </w:pPr>
+      <w:r>
+        <w:t xml:space="preserve">Hari/Tanggal/Jam : ${HARI_NIKAH}, ${TGL_NIKAH}, Pukul ${JAM_NIKAH} WIB</w:t>
+      </w:r>
+    </w:p>
+    <w:p>
+      <w:pPr>
+        <w:pStyle w:val="BodyText"/>
+      </w:pPr>
+      <w:r>
+        <w:t xml:space="preserve">Tempat akad nikah : ${TPT_NIKAH}</w:t>
       </w:r>
     </w:p>
     <w:p>
@@ -813,7 +813,7 @@
       <w:bookmarkEnd w:id="9"/>
       <w:bookmarkStart w:id="10" w:name="X4a25c404dec7fb43bc5bd450d527c596132d202"/>
       <w:r>
-        <w:t xml:space="preserve">$NAMA</w:t>
+        <w:t xml:space="preserve">${NAMA}</w:t>
       </w:r>
       <w:bookmarkEnd w:id="10"/>
     </w:p>
@@ -825,7 +825,7 @@
         </w:numPr>
       </w:pPr>
       <w:r>
-        <w:t xml:space="preserve">Bin : $NAMA_AYAH</w:t>
+        <w:t xml:space="preserve">Bin : ${NAMA_AYAH}</w:t>
       </w:r>
     </w:p>
     <w:p>
@@ -836,7 +836,7 @@
         </w:numPr>
       </w:pPr>
       <w:r>
-        <w:t xml:space="preserve">Nomor Induk Kependudukan : $NIK</w:t>
+        <w:t xml:space="preserve">Nomor Induk Kependudukan : ${NIK}</w:t>
       </w:r>
     </w:p>
     <w:p>
@@ -847,7 +847,7 @@
         </w:numPr>
       </w:pPr>
       <w:r>
-        <w:t xml:space="preserve">Tempat dan tanggal lahir : $TTL</w:t>
+        <w:t xml:space="preserve">Tempat dan tanggal lahir : ${TTL}</w:t>
       </w:r>
     </w:p>
     <w:p>
@@ -858,7 +858,7 @@
         </w:numPr>
       </w:pPr>
       <w:r>
-        <w:t xml:space="preserve">Warganegara : $WARGA_NEGARA</w:t>
+        <w:t xml:space="preserve">Warganegara : ${WARGA_NEGARA}</w:t>
       </w:r>
     </w:p>
     <w:p>
@@ -869,7 +869,7 @@
         </w:numPr>
       </w:pPr>
       <w:r>
-        <w:t xml:space="preserve">Agama : $AGAMA</w:t>
+        <w:t xml:space="preserve">Agama : ${AGAMA}</w:t>
       </w:r>
     </w:p>
     <w:p>
@@ -880,7 +880,7 @@
         </w:numPr>
       </w:pPr>
       <w:r>
-        <w:t xml:space="preserve">Pekerjaan : $PEKERJAAN</w:t>
+        <w:t xml:space="preserve">Pekerjaan : ${PEKERJAAN}</w:t>
       </w:r>
     </w:p>
     <w:p>
@@ -888,7 +888,7 @@
         <w:pStyle w:val="FirstParagraph"/>
       </w:pPr>
       <w:r>
-        <w:t xml:space="preserve">8. Tempat tinggal : $ALAMAT Kalurahan $NAMA_DES, Kapanewon $NAMA_KEC, Kabupaten $NAMA_KAB</w:t>
+        <w:t xml:space="preserve">8. Tempat tinggal : ${ALAMAT} Kalurahan ${NAMA_DES}, Kapanewon ${NAMA_KEC}, Kabupaten ${NAMA_KAB}</w:t>
       </w:r>
     </w:p>
     <w:p>
@@ -910,7 +910,7 @@
         </w:numPr>
       </w:pPr>
       <w:r>
-        <w:t xml:space="preserve">Nama lengkap dan alias : $NAMA_CALON</w:t>
+        <w:t xml:space="preserve">Nama lengkap dan alias : ${NAMA_CALON}</w:t>
       </w:r>
     </w:p>
     <w:p>
@@ -921,7 +921,7 @@
         </w:numPr>
       </w:pPr>
       <w:r>
-        <w:t xml:space="preserve">Binti : $BINTI</w:t>
+        <w:t xml:space="preserve">Binti : ${BINTI}</w:t>
       </w:r>
     </w:p>
     <w:p>
@@ -932,7 +932,7 @@
         </w:numPr>
       </w:pPr>
       <w:r>
-        <w:t xml:space="preserve">Nomor Induk Kependudukan : $NIK_CALON</w:t>
+        <w:t xml:space="preserve">Nomor Induk Kependudukan : ${NIK_CALON}</w:t>
       </w:r>
     </w:p>
     <w:p>
@@ -943,7 +943,7 @@
         </w:numPr>
       </w:pPr>
       <w:r>
-        <w:t xml:space="preserve">Tempat dan tanggal lahir : $TPT_LAHIR_CALON, $TGL_LAHIR_CALON</w:t>
+        <w:t xml:space="preserve">Tempat dan tanggal lahir : ${TPT_LAHIR_CALON}, ${TGL_LAHIR_CALON}</w:t>
       </w:r>
     </w:p>
     <w:p>
@@ -954,7 +954,7 @@
         </w:numPr>
       </w:pPr>
       <w:r>
-        <w:t xml:space="preserve">Warganegara : $WARGA_NEGARA_CALON</w:t>
+        <w:t xml:space="preserve">Warganegara : ${WARGA_NEGARA_CALON}</w:t>
       </w:r>
     </w:p>
     <w:p>
@@ -965,7 +965,7 @@
         </w:numPr>
       </w:pPr>
       <w:r>
-        <w:t xml:space="preserve">Agama : $AGAMA_CALON</w:t>
+        <w:t xml:space="preserve">Agama : ${AGAMA_CALON}</w:t>
       </w:r>
     </w:p>
     <w:p>
@@ -976,7 +976,7 @@
         </w:numPr>
       </w:pPr>
       <w:r>
-        <w:t xml:space="preserve">Pekerjaan : $KERJA_CALON</w:t>
+        <w:t xml:space="preserve">Pekerjaan : ${KERJA_CALON}</w:t>
       </w:r>
     </w:p>
     <w:p>
@@ -987,7 +987,7 @@
         </w:numPr>
       </w:pPr>
       <w:r>
-        <w:t xml:space="preserve">Tempat tinggal : $ALAMAT_CALON</w:t>
+        <w:t xml:space="preserve">Tempat tinggal : ${ALAMAT_CALON}</w:t>
       </w:r>
     </w:p>
     <w:p>
@@ -1011,7 +1011,7 @@
         <w:pStyle w:val="BodyText"/>
       </w:pPr>
       <w:r>
-        <w:t xml:space="preserve">$NAMA_DES, $TGL_SURAT</w:t>
+        <w:t xml:space="preserve">${NAMA_DES}, ${TGL_SURAT}</w:t>
       </w:r>
     </w:p>
     <w:p>
@@ -1027,7 +1027,7 @@
         <w:pStyle w:val="BodyText"/>
       </w:pPr>
       <w:r>
-        <w:t xml:space="preserve">$NAMA $NAMA_CALON</w:t>
+        <w:t xml:space="preserve">${NAMA} ${NAMA_CALON}</w:t>
       </w:r>
     </w:p>
     <w:sectPr>
